--- a/04_Manuscripts/submission_package_Ann-Epi/Manuscript_AnnEpi.docx
+++ b/04_Manuscripts/submission_package_Ann-Epi/Manuscript_AnnEpi.docx
@@ -1835,7 +1835,7 @@
     </w:p>
     <w:p>
       <w:r>
-        <w:t>The datasets supporting this study are openly released by the Ministry of Health, Labour and Welfare of Japan as part of the NDB Open Data and contain no individual-level records (https://www.mhlw.go.jp/stf/seisakunitsuite/bunya/0000177182.html). Aggregate area-level data and analysis code used to produce the reported results are available at https://github.com/haruki00430/administrative-diabetes-indicators-japan and archived on Zenodo (DOI to be assigned upon deposit).</w:t>
+        <w:t>The datasets supporting this study are openly released by the Ministry of Health, Labour and Welfare of Japan as part of the NDB Open Data and contain no individual-level records (https://www.mhlw.go.jp/stf/seisakunitsuite/bunya/0000177182.html). Aggregate area-level data and analysis code used to produce the reported results are available at https://github.com/haruki00430/administrative-diabetes-indicators-japan and archived on Zenodo (https://doi.org/10.5281/zenodo.21127212).</w:t>
       </w:r>
       <w:proofErr w:type="spellStart"/>
       <w:r/>

--- a/04_Manuscripts/submission_package_Ann-Epi/Manuscript_AnnEpi.docx
+++ b/04_Manuscripts/submission_package_Ann-Epi/Manuscript_AnnEpi.docx
@@ -77,23 +77,7 @@
         <w:jc w:val="center"/>
       </w:pPr>
       <w:r>
-        <w:t xml:space="preserve">Corresponding author: Haruki Saito, Department of Epidemiology, Fukushima Medical University School of Medicine, 1 </w:t>
-      </w:r>
-      <w:proofErr w:type="spellStart"/>
-      <w:r>
-        <w:t>Hikarigaoka</w:t>
-      </w:r>
-      <w:proofErr w:type="spellEnd"/>
-      <w:r>
-        <w:t>, Fukushima-</w:t>
-      </w:r>
-      <w:proofErr w:type="spellStart"/>
-      <w:r>
-        <w:t>shi</w:t>
-      </w:r>
-      <w:proofErr w:type="spellEnd"/>
-      <w:r>
-        <w:t>, Fukushima 960-1295, Japan. Email: m211039@fmu.ac.jp</w:t>
+        <w:t>Corresponding author: Haruki Saito, Department of Epidemiology, Fukushima Medical University School of Medicine, 1 Hikarigaoka, Fukushima-shi, Fukushima 960-1295, Japan. Email: m211039@fmu.ac.jp</w:t>
       </w:r>
     </w:p>
     <w:p>
@@ -235,7 +219,7 @@
           <w:noProof/>
         </w:rPr>
         <w:drawing>
-          <wp:inline distT="0" distB="0" distL="0" distR="0" wp14:anchorId="02525652" wp14:editId="2BC63FC3">
+          <wp:inline distT="0" distB="0" distL="0" distR="0" wp14:anchorId="33DBC689" wp14:editId="115C5023">
             <wp:extent cx="5943600" cy="2091267"/>
             <wp:effectExtent l="0" t="0" r="0" b="0"/>
             <wp:docPr id="1" name="Picture 1" descr="Care-cascade conceptual framework linking metabolic risk, detection, testing, treatment, complication management, and advanced complication prevention to the administrative diabetes indicators."/>
@@ -289,15 +273,7 @@
     </w:p>
     <w:p>
       <w:r>
-        <w:t xml:space="preserve">This study applied an aggregate, area-level design to the 11th National Database (NDB) Open Data release of the Ministry of Health, </w:t>
-      </w:r>
-      <w:proofErr w:type="spellStart"/>
-      <w:r>
-        <w:t>Labour</w:t>
-      </w:r>
-      <w:proofErr w:type="spellEnd"/>
-      <w:r>
-        <w:t xml:space="preserve"> and Welfare, Japan [15], with secondary medical areas as the geographic unit. The release contains aggregate statistics from fiscal year (FY) 2024 claims and FY2023 specific health checkups. The unit of the primary analysis was the secondary medical area, a regional planning unit for </w:t>
+        <w:t xml:space="preserve">This study applied an aggregate, area-level design to the 11th National Database (NDB) Open Data release of the Ministry of Health, Labour and Welfare, Japan [15], with secondary medical areas as the geographic unit. The release contains aggregate statistics from fiscal year (FY) 2024 claims and FY2023 specific health checkups. The unit of the primary analysis was the secondary medical area, a regional planning unit for </w:t>
       </w:r>
       <w:r>
         <w:lastRenderedPageBreak/>
@@ -1020,7 +996,7 @@
           <w:noProof/>
         </w:rPr>
         <w:drawing>
-          <wp:inline distT="0" distB="0" distL="0" distR="0" wp14:anchorId="6F88E99D" wp14:editId="727731B4">
+          <wp:inline distT="0" distB="0" distL="0" distR="0" wp14:anchorId="1D7B0471" wp14:editId="13661F99">
             <wp:extent cx="5349240" cy="4309110"/>
             <wp:effectExtent l="0" t="0" r="0" b="0"/>
             <wp:docPr id="2" name="Picture 2" descr="Heatmap of Spearman correlations among HbA1c elevation, fasting plasma glucose abnormality, HbA1c testing, B001-20, and B001-27."/>
@@ -1092,7 +1068,7 @@
           <w:noProof/>
         </w:rPr>
         <w:drawing>
-          <wp:inline distT="0" distB="0" distL="0" distR="0" wp14:anchorId="61BAC864" wp14:editId="55A683DC">
+          <wp:inline distT="0" distB="0" distL="0" distR="0" wp14:anchorId="4FD6DB11" wp14:editId="009EF4A5">
             <wp:extent cx="5669280" cy="4668819"/>
             <wp:effectExtent l="0" t="0" r="0" b="0"/>
             <wp:docPr id="3" name="Picture 3" descr="PCA loading map showing screening and testing indicators on PC1 and complication management indicators on PC2."/>
@@ -1837,10 +1813,6 @@
       <w:r>
         <w:t>The datasets supporting this study are openly released by the Ministry of Health, Labour and Welfare of Japan as part of the NDB Open Data and contain no individual-level records (https://www.mhlw.go.jp/stf/seisakunitsuite/bunya/0000177182.html). Aggregate area-level data and analysis code used to produce the reported results are available at https://github.com/haruki00430/administrative-diabetes-indicators-japan and archived on Zenodo (https://doi.org/10.5281/zenodo.21127212).</w:t>
       </w:r>
-      <w:proofErr w:type="spellStart"/>
-      <w:r/>
-      <w:proofErr w:type="spellEnd"/>
-      <w:r/>
     </w:p>
     <w:p>
       <w:pPr>
@@ -1898,15 +1870,7 @@
     </w:p>
     <w:p>
       <w:r>
-        <w:t xml:space="preserve">The authors acknowledge the Ministry of Health, </w:t>
-      </w:r>
-      <w:proofErr w:type="spellStart"/>
-      <w:r>
-        <w:t>Labour</w:t>
-      </w:r>
-      <w:proofErr w:type="spellEnd"/>
-      <w:r>
-        <w:t xml:space="preserve"> and Welfare of Japan for making the NDB Open Data openly available. The analyses rely solely on aggregate, publicly released figures.</w:t>
+        <w:t>The authors acknowledge the Ministry of Health, Labour and Welfare of Japan for making the NDB Open Data openly available. The analyses rely solely on aggregate, publicly released figures.</w:t>
       </w:r>
     </w:p>
     <w:p>
@@ -1914,11 +1878,11 @@
         <w:pStyle w:val="21"/>
       </w:pPr>
       <w:r>
+        <w:lastRenderedPageBreak/>
         <w:t>List of abbreviations</w:t>
       </w:r>
     </w:p>
     <w:p>
-      <w:pPr/>
       <w:r>
         <w:t>NDB, National Database of Health Insurance Claims and Specific Health Checkups of Japan; FY, fiscal year; HbA1c, glycated hemoglobin A1c; FPG, fasting plasma glucose; PCA, principal component analysis; PC, principal component; MAUP, modifiable areal unit problem; B001-20, medical fee code for diabetes complication management guidance; B001-27, medical fee code for diabetes dialysis prevention guidance management.</w:t>
       </w:r>
@@ -1933,9 +1897,18 @@
     </w:p>
     <w:p>
       <w:r>
-        <w:t>During the preparation of this work, the authors used Claude Sonnet 4.6 (Claude Code, Anthropic) and OpenAI Codex to assist with development and verification of data-processing and statistical analysis code, and to support language editing of the manuscript text. After using these tools, the authors reviewed and edited all content as needed, verified the accuracy and originality of the analyses and interpretations, and take full responsibility for the content of the published article.</w:t>
+        <w:t>During the preparation and writing of this work, the authors used AI-assisted tools to support manuscript drafting and statistical analysis scripting. Cursor 3.0 (Anysphere) and Google Antigravity (Google) were used for AI-assisted writing and Python code development. Large language models used through these platforms included Claude Sonnet 4.6</w:t>
       </w:r>
-      <w:r/>
+      <w:r>
+        <w:rPr>
+          <w:rFonts w:hint="eastAsia"/>
+          <w:lang w:eastAsia="ja-JP"/>
+        </w:rPr>
+        <w:t>, Sonnet 5</w:t>
+      </w:r>
+      <w:r>
+        <w:t xml:space="preserve"> and Claude Opus 4.8 (Anthropic) and GPT-5.5 (OpenAI) and Gemini 3 Pro (Google). These tools were used only for text drafting and code generation; no generative AI or AI-assisted tools were used to create, alter, or otherwise process any figures, images, or artwork in this manuscript. The authors reviewed and edited all AI-assisted outputs and were responsible for the study design, selection of statistical methods, interpretation of findings, conclusions, and final reference list. The authors take full responsibility for the integrity and accuracy of the final content. AI was not listed as an author.</w:t>
+      </w:r>
     </w:p>
     <w:p>
       <w:pPr>
@@ -1951,39 +1924,7 @@
         <w:ind w:left="360" w:hanging="360"/>
       </w:pPr>
       <w:r>
-        <w:t xml:space="preserve">1. Benchimol EI, Smeeth L, Guttmann A, et al. The </w:t>
-      </w:r>
-      <w:proofErr w:type="spellStart"/>
-      <w:r>
-        <w:t>REporting</w:t>
-      </w:r>
-      <w:proofErr w:type="spellEnd"/>
-      <w:r>
-        <w:t xml:space="preserve"> of studies Conducted using Observational Routinely-collected health Data (RECORD) statement. </w:t>
-      </w:r>
-      <w:proofErr w:type="spellStart"/>
-      <w:r>
-        <w:t>PLoS</w:t>
-      </w:r>
-      <w:proofErr w:type="spellEnd"/>
-      <w:r>
-        <w:t xml:space="preserve"> Med. 2015;</w:t>
-      </w:r>
-      <w:proofErr w:type="gramStart"/>
-      <w:r>
-        <w:t>12:e</w:t>
-      </w:r>
-      <w:proofErr w:type="gramEnd"/>
-      <w:r>
-        <w:t xml:space="preserve">1001885. </w:t>
-      </w:r>
-      <w:proofErr w:type="gramStart"/>
-      <w:r>
-        <w:t>doi:10.1371/journal.pmed</w:t>
-      </w:r>
-      <w:proofErr w:type="gramEnd"/>
-      <w:r>
-        <w:t>.1001885.</w:t>
+        <w:t>1. Benchimol EI, Smeeth L, Guttmann A, et al. The REporting of studies Conducted using Observational Routinely-collected health Data (RECORD) statement. PLoS Med. 2015;12:e1001885. doi:10.1371/journal.pmed.1001885.</w:t>
       </w:r>
     </w:p>
     <w:p>
@@ -1992,31 +1933,7 @@
         <w:ind w:left="360" w:hanging="360"/>
       </w:pPr>
       <w:r>
-        <w:t xml:space="preserve">2. von Elm E, Altman DG, Egger M, Pocock SJ, Gotzsche PC, Vandenbroucke JP. The Strengthening the Reporting of Observational Studies in Epidemiology (STROBE) statement. </w:t>
-      </w:r>
-      <w:proofErr w:type="spellStart"/>
-      <w:r>
-        <w:t>PLoS</w:t>
-      </w:r>
-      <w:proofErr w:type="spellEnd"/>
-      <w:r>
-        <w:t xml:space="preserve"> Med. 2007;</w:t>
-      </w:r>
-      <w:proofErr w:type="gramStart"/>
-      <w:r>
-        <w:t>4:e</w:t>
-      </w:r>
-      <w:proofErr w:type="gramEnd"/>
-      <w:r>
-        <w:t xml:space="preserve">296. </w:t>
-      </w:r>
-      <w:proofErr w:type="gramStart"/>
-      <w:r>
-        <w:t>doi:10.1371/journal.pmed</w:t>
-      </w:r>
-      <w:proofErr w:type="gramEnd"/>
-      <w:r>
-        <w:t>.0040296.</w:t>
+        <w:t>2. von Elm E, Altman DG, Egger M, Pocock SJ, Gotzsche PC, Vandenbroucke JP. The Strengthening the Reporting of Observational Studies in Epidemiology (STROBE) statement. PLoS Med. 2007;4:e296. doi:10.1371/journal.pmed.0040296.</w:t>
       </w:r>
     </w:p>
     <w:p>
@@ -2025,23 +1942,7 @@
         <w:ind w:left="360" w:hanging="360"/>
       </w:pPr>
       <w:r>
-        <w:t xml:space="preserve">3. Benchimol EI, Manuel DG, To T, Griffiths AM, Rabeneck L, Guttmann A. Development and use of reporting guidelines for assessing the quality of validation studies of health administrative data. J Clin Epidemiol. </w:t>
-      </w:r>
-      <w:proofErr w:type="gramStart"/>
-      <w:r>
-        <w:t>2011;64:821</w:t>
-      </w:r>
-      <w:proofErr w:type="gramEnd"/>
-      <w:r>
-        <w:t xml:space="preserve">-829. </w:t>
-      </w:r>
-      <w:proofErr w:type="gramStart"/>
-      <w:r>
-        <w:t>doi:10.1016/j.jclinepi</w:t>
-      </w:r>
-      <w:proofErr w:type="gramEnd"/>
-      <w:r>
-        <w:t>.2010.10.006.</w:t>
+        <w:t>3. Benchimol EI, Manuel DG, To T, Griffiths AM, Rabeneck L, Guttmann A. Development and use of reporting guidelines for assessing the quality of validation studies of health administrative data. J Clin Epidemiol. 2011;64:821-829. doi:10.1016/j.jclinepi.2010.10.006.</w:t>
       </w:r>
     </w:p>
     <w:p>
@@ -2050,15 +1951,7 @@
         <w:ind w:left="360" w:hanging="360"/>
       </w:pPr>
       <w:r>
-        <w:t xml:space="preserve">4. </w:t>
-      </w:r>
-      <w:proofErr w:type="spellStart"/>
-      <w:r>
-        <w:t>Iezzoni</w:t>
-      </w:r>
-      <w:proofErr w:type="spellEnd"/>
-      <w:r>
-        <w:t xml:space="preserve"> LI. Assessing quality using administrative data. Ann Intern Med. 1997;127(8 Pt 2):666-674. doi:10.7326/0003-4819-127-8_Part_2-199710151-00048.</w:t>
+        <w:t>4. Iezzoni LI. Assessing quality using administrative data. Ann Intern Med. 1997;127(8 Pt 2):666-674. doi:10.7326/0003-4819-127-8_Part_2-199710151-00048.</w:t>
       </w:r>
     </w:p>
     <w:p>
@@ -2067,23 +1960,8 @@
         <w:ind w:left="360" w:hanging="360"/>
       </w:pPr>
       <w:r>
-        <w:t xml:space="preserve">5. Schneeweiss S, </w:t>
-      </w:r>
-      <w:proofErr w:type="spellStart"/>
-      <w:r>
-        <w:t>Avorn</w:t>
-      </w:r>
-      <w:proofErr w:type="spellEnd"/>
-      <w:r>
-        <w:t xml:space="preserve"> J. A review of uses of health care utilization databases for epidemiologic research on therapeutics. J Clin Epidemiol. 2005;58(4):323-337. </w:t>
-      </w:r>
-      <w:proofErr w:type="gramStart"/>
-      <w:r>
-        <w:t>doi:10.1016/j.jclinepi</w:t>
-      </w:r>
-      <w:proofErr w:type="gramEnd"/>
-      <w:r>
-        <w:t>.2004.10.012.</w:t>
+        <w:lastRenderedPageBreak/>
+        <w:t>5. Schneeweiss S, Avorn J. A review of uses of health care utilization databases for epidemiologic research on therapeutics. J Clin Epidemiol. 2005;58(4):323-337. doi:10.1016/j.jclinepi.2004.10.012.</w:t>
       </w:r>
     </w:p>
     <w:p>
@@ -2092,15 +1970,7 @@
         <w:ind w:left="360" w:hanging="360"/>
       </w:pPr>
       <w:r>
-        <w:t xml:space="preserve">6. Donabedian A. Evaluating the quality of medical care. Milbank Mem Fund Q. </w:t>
-      </w:r>
-      <w:proofErr w:type="gramStart"/>
-      <w:r>
-        <w:t>1966;44:166</w:t>
-      </w:r>
-      <w:proofErr w:type="gramEnd"/>
-      <w:r>
-        <w:t>-206. doi:10.2307/3348969.</w:t>
+        <w:t>6. Donabedian A. Evaluating the quality of medical care. Milbank Mem Fund Q. 1966;44:166-206. doi:10.2307/3348969.</w:t>
       </w:r>
     </w:p>
     <w:p>
@@ -2109,23 +1979,7 @@
         <w:ind w:left="360" w:hanging="360"/>
       </w:pPr>
       <w:r>
-        <w:t xml:space="preserve">7. Ali MK, Bullard KM, </w:t>
-      </w:r>
-      <w:proofErr w:type="spellStart"/>
-      <w:r>
-        <w:t>Saaddine</w:t>
-      </w:r>
-      <w:proofErr w:type="spellEnd"/>
-      <w:r>
-        <w:t xml:space="preserve"> JB, Cowie CC, Imperatore G, Gregg EW. Achievement of goals in U.S. diabetes care, 1999-2010. N Engl J Med. </w:t>
-      </w:r>
-      <w:proofErr w:type="gramStart"/>
-      <w:r>
-        <w:t>2013;368:1613</w:t>
-      </w:r>
-      <w:proofErr w:type="gramEnd"/>
-      <w:r>
-        <w:t>-1624. doi:10.1056/NEJMsa1213829.</w:t>
+        <w:t>7. Ali MK, Bullard KM, Saaddine JB, Cowie CC, Imperatore G, Gregg EW. Achievement of goals in U.S. diabetes care, 1999-2010. N Engl J Med. 2013;368:1613-1624. doi:10.1056/NEJMsa1213829.</w:t>
       </w:r>
     </w:p>
     <w:p>
@@ -2134,15 +1988,7 @@
         <w:ind w:left="360" w:hanging="360"/>
       </w:pPr>
       <w:r>
-        <w:t>8. Gardner EM, McLees MP, Steiner JF, Del Rio C, Burman WJ. The spectrum of engagement in HIV care and its relevance to test-and-treat strategies for prevention of HIV infection. Clin Infect Dis. 2011;52(6):793-800. doi:10.1093/</w:t>
-      </w:r>
-      <w:proofErr w:type="spellStart"/>
-      <w:r>
-        <w:t>cid</w:t>
-      </w:r>
-      <w:proofErr w:type="spellEnd"/>
-      <w:r>
-        <w:t>/ciq243.</w:t>
+        <w:t>8. Gardner EM, McLees MP, Steiner JF, Del Rio C, Burman WJ. The spectrum of engagement in HIV care and its relevance to test-and-treat strategies for prevention of HIV infection. Clin Infect Dis. 2011;52(6):793-800. doi:10.1093/cid/ciq243.</w:t>
       </w:r>
     </w:p>
     <w:p>
@@ -2151,15 +1997,7 @@
         <w:ind w:left="360" w:hanging="360"/>
       </w:pPr>
       <w:r>
-        <w:t xml:space="preserve">9. Cronbach LJ, Meehl PE. Construct validity in psychological tests. Psychol Bull. </w:t>
-      </w:r>
-      <w:proofErr w:type="gramStart"/>
-      <w:r>
-        <w:t>1955;52:281</w:t>
-      </w:r>
-      <w:proofErr w:type="gramEnd"/>
-      <w:r>
-        <w:t>-302. doi:10.1037/h0040957.</w:t>
+        <w:t>9. Cronbach LJ, Meehl PE. Construct validity in psychological tests. Psychol Bull. 1955;52:281-302. doi:10.1037/h0040957.</w:t>
       </w:r>
     </w:p>
     <w:p>
@@ -2168,23 +2006,7 @@
         <w:ind w:left="360" w:hanging="360"/>
       </w:pPr>
       <w:r>
-        <w:t xml:space="preserve">10. Robinson WS. Ecological correlations and the behavior of individuals. Am </w:t>
-      </w:r>
-      <w:proofErr w:type="spellStart"/>
-      <w:r>
-        <w:t>Sociol</w:t>
-      </w:r>
-      <w:proofErr w:type="spellEnd"/>
-      <w:r>
-        <w:t xml:space="preserve"> Rev. </w:t>
-      </w:r>
-      <w:proofErr w:type="gramStart"/>
-      <w:r>
-        <w:t>1950;15:351</w:t>
-      </w:r>
-      <w:proofErr w:type="gramEnd"/>
-      <w:r>
-        <w:t>-357. doi:10.2307/2087176.</w:t>
+        <w:t>10. Robinson WS. Ecological correlations and the behavior of individuals. Am Sociol Rev. 1950;15:351-357. doi:10.2307/2087176.</w:t>
       </w:r>
     </w:p>
     <w:p>
@@ -2193,15 +2015,7 @@
         <w:ind w:left="360" w:hanging="360"/>
       </w:pPr>
       <w:r>
-        <w:t xml:space="preserve">11. Morgenstern H. Uses of ecologic analysis in epidemiologic research. Am J Public Health. </w:t>
-      </w:r>
-      <w:proofErr w:type="gramStart"/>
-      <w:r>
-        <w:t>1982;72:1336</w:t>
-      </w:r>
-      <w:proofErr w:type="gramEnd"/>
-      <w:r>
-        <w:t>-1344. doi:10.2105/AJPH.72.12.1336.</w:t>
+        <w:t>11. Morgenstern H. Uses of ecologic analysis in epidemiologic research. Am J Public Health. 1982;72:1336-1344. doi:10.2105/AJPH.72.12.1336.</w:t>
       </w:r>
     </w:p>
     <w:p>
@@ -2210,7 +2024,6 @@
         <w:ind w:left="360" w:hanging="360"/>
       </w:pPr>
       <w:r>
-        <w:lastRenderedPageBreak/>
         <w:t>12. Rothman KJ, Greenland S, Lash TL. Modern Epidemiology. 3rd ed. Philadelphia: Lippincott Williams &amp; Wilkins; 2008.</w:t>
       </w:r>
     </w:p>
@@ -2238,15 +2051,7 @@
         <w:ind w:left="360" w:hanging="360"/>
       </w:pPr>
       <w:r>
-        <w:t xml:space="preserve">15. Ministry of Health, </w:t>
-      </w:r>
-      <w:proofErr w:type="spellStart"/>
-      <w:r>
-        <w:t>Labour</w:t>
-      </w:r>
-      <w:proofErr w:type="spellEnd"/>
-      <w:r>
-        <w:t xml:space="preserve"> and Welfare of Japan. NDB Open Data. Available from: https://www.mhlw.go.jp/stf/seisakunitsuite/bunya/0000177182.html. Accessed 22 June 2026.</w:t>
+        <w:t>15. Ministry of Health, Labour and Welfare of Japan. NDB Open Data. Available from: https://www.mhlw.go.jp/stf/seisakunitsuite/bunya/0000177182.html. Accessed 22 June 2026.</w:t>
       </w:r>
     </w:p>
     <w:p>
@@ -2255,29 +2060,15 @@
         <w:ind w:left="360" w:hanging="360"/>
       </w:pPr>
       <w:r>
-        <w:t xml:space="preserve">16. Jolliffe IT, Cadima J. Principal component analysis: a review and recent developments. </w:t>
-      </w:r>
-      <w:proofErr w:type="spellStart"/>
-      <w:r>
-        <w:t>Philos</w:t>
-      </w:r>
-      <w:proofErr w:type="spellEnd"/>
-      <w:r>
-        <w:t xml:space="preserve"> Trans A Math Phys Eng Sci. </w:t>
-      </w:r>
-      <w:proofErr w:type="gramStart"/>
-      <w:r>
-        <w:t>2016;374:20150202</w:t>
-      </w:r>
-      <w:proofErr w:type="gramEnd"/>
-      <w:r>
-        <w:t>. doi:10.1098/rsta.2015.0202.</w:t>
+        <w:t>16. Jolliffe IT, Cadima J. Principal component analysis: a review and recent developments. Philos Trans A Math Phys Eng Sci. 2016;374:20150202. doi:10.1098/rsta.2015.0202.</w:t>
       </w:r>
     </w:p>
     <w:p>
       <w:pPr>
         <w:spacing w:after="120"/>
-        <w:ind w:left="360" w:hanging="360"/>
+        <w:rPr>
+          <w:lang w:eastAsia="ja-JP"/>
+        </w:rPr>
       </w:pPr>
     </w:p>
     <w:sectPr>
